--- a/src/main/resources/templates/PhuLucHopDong.docx
+++ b/src/main/resources/templates/PhuLucHopDong.docx
@@ -171,27 +171,8 @@
           <w:sz w:val="26"/>
         </w:rPr>
       </w:pPr>
-      <w:r>
-        <w:rPr>
-          <w:rFonts w:ascii="Times New Roman" w:hAnsi="Times New Roman"/>
-          <w:sz w:val="26"/>
-        </w:rPr>
-        <w:t>Mục đích sử dụng vốn vay: {{mdvay}}</w:t>
-      </w:r>
-    </w:p>
-    <w:p>
-      <w:pPr>
-        <w:pStyle w:val="ListParagraph"/>
-        <w:numPr>
-          <w:ilvl w:val="0"/>
-          <w:numId w:val="1"/>
-        </w:numPr>
-        <w:rPr>
-          <w:rFonts w:ascii="Times New Roman" w:hAnsi="Times New Roman"/>
-          <w:b/>
-          <w:sz w:val="26"/>
-        </w:rPr>
-      </w:pPr>
+      <w:bookmarkStart w:id="0" w:name="_GoBack"/>
+      <w:bookmarkEnd w:id="0"/>
       <w:r>
         <w:rPr>
           <w:rFonts w:ascii="Times New Roman" w:hAnsi="Times New Roman"/>
@@ -238,14 +219,14 @@
         <w:tblLook w:val="04A0" w:firstRow="1" w:lastRow="0" w:firstColumn="1" w:lastColumn="0" w:noHBand="0" w:noVBand="1"/>
       </w:tblPr>
       <w:tblGrid>
-        <w:gridCol w:w="3346"/>
-        <w:gridCol w:w="1020"/>
-        <w:gridCol w:w="856"/>
-        <w:gridCol w:w="937"/>
-        <w:gridCol w:w="699"/>
-        <w:gridCol w:w="737"/>
-        <w:gridCol w:w="921"/>
-        <w:gridCol w:w="1469"/>
+        <w:gridCol w:w="1414"/>
+        <w:gridCol w:w="1090"/>
+        <w:gridCol w:w="1431"/>
+        <w:gridCol w:w="1190"/>
+        <w:gridCol w:w="811"/>
+        <w:gridCol w:w="1138"/>
+        <w:gridCol w:w="1138"/>
+        <w:gridCol w:w="1773"/>
       </w:tblGrid>
       <w:tr>
         <w:tc>
@@ -553,13 +534,6 @@
                 <w:sz w:val="26"/>
               </w:rPr>
             </w:pPr>
-            <w:r>
-              <w:rPr>
-                <w:rFonts w:ascii="Times New Roman" w:hAnsi="Times New Roman"/>
-                <w:sz w:val="26"/>
-              </w:rPr>
-              <w:t>{{day}}/{{month}}/{{year}}</w:t>
-            </w:r>
           </w:p>
         </w:tc>
         <w:tc>
@@ -568,112 +542,95 @@
           </w:tcPr>
           <w:p>
             <w:pPr>
+              <w:rPr>
+                <w:rFonts w:ascii="Times New Roman" w:hAnsi="Times New Roman"/>
+                <w:sz w:val="26"/>
+              </w:rPr>
+            </w:pPr>
+          </w:p>
+        </w:tc>
+        <w:tc>
+          <w:tcPr>
+            <w:tcW w:w="1431" w:type="dxa"/>
+          </w:tcPr>
+          <w:p>
+            <w:pPr>
+              <w:rPr>
+                <w:rFonts w:ascii="Times New Roman" w:hAnsi="Times New Roman"/>
+                <w:b/>
+                <w:sz w:val="26"/>
+              </w:rPr>
+            </w:pPr>
+          </w:p>
+        </w:tc>
+        <w:tc>
+          <w:tcPr>
+            <w:tcW w:w="1190" w:type="dxa"/>
+          </w:tcPr>
+          <w:p>
+            <w:pPr>
+              <w:rPr>
+                <w:rFonts w:ascii="Times New Roman" w:hAnsi="Times New Roman"/>
+                <w:b/>
+                <w:sz w:val="26"/>
+              </w:rPr>
+            </w:pPr>
+          </w:p>
+        </w:tc>
+        <w:tc>
+          <w:tcPr>
+            <w:tcW w:w="811" w:type="dxa"/>
+          </w:tcPr>
+          <w:p>
+            <w:pPr>
+              <w:rPr>
+                <w:rFonts w:ascii="Times New Roman" w:hAnsi="Times New Roman"/>
+                <w:b/>
+                <w:sz w:val="26"/>
+              </w:rPr>
+            </w:pPr>
+          </w:p>
+        </w:tc>
+        <w:tc>
+          <w:tcPr>
+            <w:tcW w:w="1138" w:type="dxa"/>
+          </w:tcPr>
+          <w:p>
+            <w:pPr>
+              <w:rPr>
+                <w:rFonts w:ascii="Times New Roman" w:hAnsi="Times New Roman"/>
+                <w:b/>
+                <w:sz w:val="26"/>
+              </w:rPr>
+            </w:pPr>
+          </w:p>
+        </w:tc>
+        <w:tc>
+          <w:tcPr>
+            <w:tcW w:w="1138" w:type="dxa"/>
+          </w:tcPr>
+          <w:p>
+            <w:pPr>
+              <w:rPr>
+                <w:rFonts w:ascii="Times New Roman" w:hAnsi="Times New Roman"/>
+                <w:b/>
+                <w:sz w:val="26"/>
+              </w:rPr>
+            </w:pPr>
+          </w:p>
+        </w:tc>
+        <w:tc>
+          <w:tcPr>
+            <w:tcW w:w="1773" w:type="dxa"/>
+          </w:tcPr>
+          <w:p>
+            <w:pPr>
               <w:jc w:val="center"/>
               <w:rPr>
                 <w:rFonts w:ascii="Times New Roman" w:hAnsi="Times New Roman"/>
                 <w:sz w:val="26"/>
               </w:rPr>
             </w:pPr>
-            <w:r>
-              <w:rPr>
-                <w:rFonts w:ascii="Times New Roman" w:hAnsi="Times New Roman"/>
-                <w:sz w:val="26"/>
-              </w:rPr>
-              <w:t>{{lss}}</w:t>
-            </w:r>
-          </w:p>
-        </w:tc>
-        <w:tc>
-          <w:tcPr>
-            <w:tcW w:w="1431" w:type="dxa"/>
-          </w:tcPr>
-          <w:p>
-            <w:pPr>
-              <w:rPr>
-                <w:rFonts w:ascii="Times New Roman" w:hAnsi="Times New Roman"/>
-                <w:b/>
-                <w:sz w:val="26"/>
-              </w:rPr>
-            </w:pPr>
-          </w:p>
-        </w:tc>
-        <w:tc>
-          <w:tcPr>
-            <w:tcW w:w="1190" w:type="dxa"/>
-          </w:tcPr>
-          <w:p>
-            <w:pPr>
-              <w:rPr>
-                <w:rFonts w:ascii="Times New Roman" w:hAnsi="Times New Roman"/>
-                <w:b/>
-                <w:sz w:val="26"/>
-              </w:rPr>
-            </w:pPr>
-          </w:p>
-        </w:tc>
-        <w:tc>
-          <w:tcPr>
-            <w:tcW w:w="811" w:type="dxa"/>
-          </w:tcPr>
-          <w:p>
-            <w:pPr>
-              <w:rPr>
-                <w:rFonts w:ascii="Times New Roman" w:hAnsi="Times New Roman"/>
-                <w:b/>
-                <w:sz w:val="26"/>
-              </w:rPr>
-            </w:pPr>
-          </w:p>
-        </w:tc>
-        <w:tc>
-          <w:tcPr>
-            <w:tcW w:w="1138" w:type="dxa"/>
-          </w:tcPr>
-          <w:p>
-            <w:pPr>
-              <w:rPr>
-                <w:rFonts w:ascii="Times New Roman" w:hAnsi="Times New Roman"/>
-                <w:b/>
-                <w:sz w:val="26"/>
-              </w:rPr>
-            </w:pPr>
-          </w:p>
-        </w:tc>
-        <w:tc>
-          <w:tcPr>
-            <w:tcW w:w="1138" w:type="dxa"/>
-          </w:tcPr>
-          <w:p>
-            <w:pPr>
-              <w:rPr>
-                <w:rFonts w:ascii="Times New Roman" w:hAnsi="Times New Roman"/>
-                <w:b/>
-                <w:sz w:val="26"/>
-              </w:rPr>
-            </w:pPr>
-          </w:p>
-        </w:tc>
-        <w:tc>
-          <w:tcPr>
-            <w:tcW w:w="1773" w:type="dxa"/>
-          </w:tcPr>
-          <w:p>
-            <w:pPr>
-              <w:jc w:val="center"/>
-              <w:rPr>
-                <w:rFonts w:ascii="Times New Roman" w:hAnsi="Times New Roman"/>
-                <w:sz w:val="26"/>
-              </w:rPr>
-            </w:pPr>
-            <w:bookmarkStart w:id="0" w:name="_GoBack"/>
-            <w:r>
-              <w:rPr>
-                <w:rFonts w:ascii="Times New Roman" w:hAnsi="Times New Roman"/>
-                <w:sz w:val="26"/>
-              </w:rPr>
-              <w:t>{{tienso}}</w:t>
-            </w:r>
-            <w:bookmarkEnd w:id="0"/>
           </w:p>
         </w:tc>
       </w:tr>
@@ -7716,7 +7673,7 @@
       </w:r>
     </w:p>
     <w:sectPr>
-      <w:pgSz w:w="12240" w:h="15840"/>
+      <w:pgSz w:w="11906" w:h="16838" w:code="9"/>
       <w:pgMar w:top="1440" w:right="1440" w:bottom="1440" w:left="1440" w:header="720" w:footer="720" w:gutter="0"/>
       <w:cols w:space="720"/>
       <w:docGrid w:linePitch="360"/>

--- a/src/main/resources/templates/PhuLucHopDong.docx
+++ b/src/main/resources/templates/PhuLucHopDong.docx
@@ -11,6 +11,8 @@
           <w:sz w:val="26"/>
         </w:rPr>
       </w:pPr>
+      <w:bookmarkStart w:id="0" w:name="_GoBack"/>
+      <w:bookmarkEnd w:id="0"/>
       <w:r>
         <w:rPr>
           <w:rFonts w:ascii="Times New Roman" w:hAnsi="Times New Roman"/>
@@ -171,8 +173,6 @@
           <w:sz w:val="26"/>
         </w:rPr>
       </w:pPr>
-      <w:bookmarkStart w:id="0" w:name="_GoBack"/>
-      <w:bookmarkEnd w:id="0"/>
       <w:r>
         <w:rPr>
           <w:rFonts w:ascii="Times New Roman" w:hAnsi="Times New Roman"/>
@@ -7674,7 +7674,7 @@
     </w:p>
     <w:sectPr>
       <w:pgSz w:w="11906" w:h="16838" w:code="9"/>
-      <w:pgMar w:top="1440" w:right="1440" w:bottom="1440" w:left="1440" w:header="720" w:footer="720" w:gutter="0"/>
+      <w:pgMar w:top="1134" w:right="1134" w:bottom="1134" w:left="1701" w:header="720" w:footer="720" w:gutter="0"/>
       <w:cols w:space="720"/>
       <w:docGrid w:linePitch="360"/>
     </w:sectPr>
